--- a/docs/01_構築手順.docx
+++ b/docs/01_構築手順.docx
@@ -397,6 +397,76 @@
               <w:spacing w:after="0"/>
             </w:pPr>
             <w:r>
+              <w:t xml:space="preserve">タスクスケジューラへの登録（全 8 件）</w:t>
+            </w:r>
+          </w:p>
+        </w:tc>
+        <w:tc>
+          <w:tcPr>
+            <w:tcW w:w="2340" w:type="dxa"/>
+          </w:tcPr>
+          <w:p>
+            <w:pPr>
+              <w:spacing w:after="0"/>
+            </w:pPr>
+            <w:r>
+              <w:t xml:space="preserve">概要 1.13</w:t>
+            </w:r>
+          </w:p>
+        </w:tc>
+        <w:tc>
+          <w:tcPr>
+            <w:tcW w:w="2340" w:type="dxa"/>
+          </w:tcPr>
+          <w:p>
+            <w:pPr>
+              <w:spacing w:after="0"/>
+            </w:pPr>
+            <w:r>
+              <w:rPr>
+                <w:rFonts w:ascii="Consolas" w:hAnsi="Consolas" w:eastAsia="MS Gothic"/>
+                <w:sz w:val="18"/>
+                <w:szCs w:val="18"/>
+              </w:rPr>
+              <w:t xml:space="preserve">enable_scheduled_tasks: false</w:t>
+            </w:r>
+          </w:p>
+        </w:tc>
+        <w:tc>
+          <w:tcPr>
+            <w:tcW w:w="2340" w:type="dxa"/>
+          </w:tcPr>
+          <w:p>
+            <w:pPr>
+              <w:spacing w:after="0"/>
+            </w:pPr>
+            <w:r>
+              <w:t xml:space="preserve">実行ユーザを解決できる環境で </w:t>
+            </w:r>
+            <w:r>
+              <w:rPr>
+                <w:rFonts w:ascii="Consolas" w:hAnsi="Consolas" w:eastAsia="MS Gothic"/>
+                <w:sz w:val="18"/>
+                <w:szCs w:val="18"/>
+              </w:rPr>
+              <w:t xml:space="preserve">true</w:t>
+            </w:r>
+            <w:r>
+              <w:t xml:space="preserve"> に変更</w:t>
+            </w:r>
+          </w:p>
+        </w:tc>
+      </w:tr>
+      <w:tr>
+        <w:tc>
+          <w:tcPr>
+            <w:tcW w:w="2340" w:type="dxa"/>
+          </w:tcPr>
+          <w:p>
+            <w:pPr>
+              <w:spacing w:after="0"/>
+            </w:pPr>
+            <w:r>
               <w:t xml:space="preserve">ADサーバ / 他メンバーサーバの構築</w:t>
             </w:r>
           </w:p>
@@ -478,6 +548,55 @@
       </w:r>
       <w:r>
         <w:t xml:space="preserve"> A-5 参照）。</w:t>
+      </w:r>
+    </w:p>
+    <w:p>
+      <w:r>
+        <w:t xml:space="preserve">タスクスケジューラへの登録は、実機検証で実行ユーザ </w:t>
+      </w:r>
+      <w:r>
+        <w:rPr>
+          <w:rFonts w:ascii="Consolas" w:hAnsi="Consolas" w:eastAsia="MS Gothic"/>
+          <w:sz w:val="18"/>
+          <w:szCs w:val="18"/>
+        </w:rPr>
+        <w:t xml:space="preserve">Administrator</w:t>
+      </w:r>
+      <w:r>
+        <w:t xml:space="preserve"> が Azure の Windows VM に存在せず登録できないことが判明したため、 検証環境では対象外としています（</w:t>
+      </w:r>
+      <w:r>
+        <w:rPr>
+          <w:rFonts w:ascii="Consolas" w:hAnsi="Consolas" w:eastAsia="MS Gothic"/>
+          <w:sz w:val="18"/>
+          <w:szCs w:val="18"/>
+        </w:rPr>
+        <w:t xml:space="preserve">docs/03_要確認事項.md</w:t>
+      </w:r>
+      <w:r>
+        <w:t xml:space="preserve"> B-4 参照）。 </w:t>
+      </w:r>
+      <w:r>
+        <w:rPr>
+          <w:rFonts w:ascii="Consolas" w:hAnsi="Consolas" w:eastAsia="MS Gothic"/>
+          <w:sz w:val="18"/>
+          <w:szCs w:val="18"/>
+        </w:rPr>
+        <w:t xml:space="preserve">win_tasks</w:t>
+      </w:r>
+      <w:r>
+        <w:t xml:space="preserve"> ロール自体は残しており、</w:t>
+      </w:r>
+      <w:r>
+        <w:rPr>
+          <w:rFonts w:ascii="Consolas" w:hAnsi="Consolas" w:eastAsia="MS Gothic"/>
+          <w:sz w:val="18"/>
+          <w:szCs w:val="18"/>
+        </w:rPr>
+        <w:t xml:space="preserve">enable_scheduled_tasks: true</w:t>
+      </w:r>
+      <w:r>
+        <w:t xml:space="preserve"> にすれば 登録まで実施します。</w:t>
       </w:r>
     </w:p>
     <w:p>

--- a/docs/01_構築手順.docx
+++ b/docs/01_構築手順.docx
@@ -5021,7 +5021,38 @@
         <w:t xml:space="preserve">【要確認】</w:t>
       </w:r>
       <w:r>
-        <w:t xml:space="preserve"> として実行ログに出力されます。 不一致でジョブを失敗させたい場合:</w:t>
+        <w:t xml:space="preserve"> として実行ログに出力されます。 既定（</w:t>
+      </w:r>
+      <w:r>
+        <w:rPr>
+          <w:rFonts w:ascii="Consolas" w:hAnsi="Consolas" w:eastAsia="MS Gothic"/>
+          <w:sz w:val="18"/>
+          <w:szCs w:val="18"/>
+        </w:rPr>
+        <w:t xml:space="preserve">verify_fail_on_mismatch: false</w:t>
+      </w:r>
+      <w:r>
+        <w:t xml:space="preserve">）では </w:t>
+      </w:r>
+      <w:r>
+        <w:rPr>
+          <w:b/>
+        </w:rPr>
+        <w:t xml:space="preserve">`failed=0` でも不一致は素通りする</w:t>
+      </w:r>
+      <w:r>
+        <w:t xml:space="preserve">ため、 実行ログの </w:t>
+      </w:r>
+      <w:r>
+        <w:rPr>
+          <w:rFonts w:ascii="Consolas" w:hAnsi="Consolas" w:eastAsia="MS Gothic"/>
+          <w:sz w:val="18"/>
+          <w:szCs w:val="18"/>
+        </w:rPr>
+        <w:t xml:space="preserve">【要確認】</w:t>
+      </w:r>
+      <w:r>
+        <w:t xml:space="preserve"> を必ず目視してください。不一致でジョブを失敗させたい場合:</w:t>
       </w:r>
     </w:p>
     <w:p>
@@ -5039,6 +5070,252 @@
       </w:r>
     </w:p>
     <w:p/>
+    <w:p>
+      <w:pPr>
+        <w:pStyle w:val="Heading3"/>
+      </w:pPr>
+      <w:r>
+        <w:t xml:space="preserve">6.1 突合せの「設計値」について</w:t>
+      </w:r>
+    </w:p>
+    <w:p>
+      <w:r>
+        <w:t xml:space="preserve">突合せの設計値には、設計書の値そのものではなく </w:t>
+      </w:r>
+      <w:r>
+        <w:rPr>
+          <w:b/>
+        </w:rPr>
+        <w:t xml:space="preserve">その実行条件で期待される値</w:t>
+      </w:r>
+      <w:r>
+        <w:t xml:space="preserve">を置いています。実行条件で変わる項目を 設計書の値で固定すると、正しく構築できていても常に不一致になるためです。</w:t>
+      </w:r>
+    </w:p>
+    <w:tbl>
+      <w:tblPr>
+        <w:tblW w:w="9360" w:type="dxa"/>
+        <w:tblBorders>
+          <w:top w:val="single" w:sz="4" w:space="0" w:color="808080"/>
+          <w:left w:val="single" w:sz="4" w:space="0" w:color="808080"/>
+          <w:bottom w:val="single" w:sz="4" w:space="0" w:color="808080"/>
+          <w:right w:val="single" w:sz="4" w:space="0" w:color="808080"/>
+          <w:insideH w:val="single" w:sz="4" w:space="0" w:color="808080"/>
+          <w:insideV w:val="single" w:sz="4" w:space="0" w:color="808080"/>
+        </w:tblBorders>
+        <w:tblLayout w:type="fixed"/>
+      </w:tblPr>
+      <w:tblGrid>
+        <w:gridCol w:w="4680"/>
+        <w:gridCol w:w="4680"/>
+      </w:tblGrid>
+      <w:tr>
+        <w:trPr>
+          <w:tblHeader/>
+        </w:trPr>
+        <w:tc>
+          <w:tcPr>
+            <w:tcW w:w="4680" w:type="dxa"/>
+            <w:shd w:val="clear" w:color="auto" w:fill="DCE6F1"/>
+          </w:tcPr>
+          <w:p>
+            <w:pPr>
+              <w:spacing w:after="0"/>
+            </w:pPr>
+            <w:r>
+              <w:rPr>
+                <w:b/>
+              </w:rPr>
+              <w:t xml:space="preserve">項目</w:t>
+            </w:r>
+          </w:p>
+        </w:tc>
+        <w:tc>
+          <w:tcPr>
+            <w:tcW w:w="4680" w:type="dxa"/>
+            <w:shd w:val="clear" w:color="auto" w:fill="DCE6F1"/>
+          </w:tcPr>
+          <w:p>
+            <w:pPr>
+              <w:spacing w:after="0"/>
+            </w:pPr>
+            <w:r>
+              <w:rPr>
+                <w:b/>
+              </w:rPr>
+              <w:t xml:space="preserve">期待値の決まり方</w:t>
+            </w:r>
+          </w:p>
+        </w:tc>
+      </w:tr>
+      <w:tr>
+        <w:tc>
+          <w:tcPr>
+            <w:tcW w:w="4680" w:type="dxa"/>
+          </w:tcPr>
+          <w:p>
+            <w:pPr>
+              <w:spacing w:after="0"/>
+            </w:pPr>
+            <w:r>
+              <w:t xml:space="preserve">1.2 ドメイン参加</w:t>
+            </w:r>
+          </w:p>
+        </w:tc>
+        <w:tc>
+          <w:tcPr>
+            <w:tcW w:w="4680" w:type="dxa"/>
+          </w:tcPr>
+          <w:p>
+            <w:pPr>
+              <w:spacing w:after="0"/>
+            </w:pPr>
+            <w:r>
+              <w:rPr>
+                <w:rFonts w:ascii="Consolas" w:hAnsi="Consolas" w:eastAsia="MS Gothic"/>
+                <w:sz w:val="18"/>
+                <w:szCs w:val="18"/>
+              </w:rPr>
+              <w:t xml:space="preserve">enable_domain_join: true</w:t>
+            </w:r>
+            <w:r>
+              <w:t xml:space="preserve"> ならドメイン名、</w:t>
+            </w:r>
+            <w:r>
+              <w:rPr>
+                <w:rFonts w:ascii="Consolas" w:hAnsi="Consolas" w:eastAsia="MS Gothic"/>
+                <w:sz w:val="18"/>
+                <w:szCs w:val="18"/>
+              </w:rPr>
+              <w:t xml:space="preserve">false</w:t>
+            </w:r>
+            <w:r>
+              <w:t xml:space="preserve"> なら </w:t>
+            </w:r>
+            <w:r>
+              <w:rPr>
+                <w:rFonts w:ascii="Consolas" w:hAnsi="Consolas" w:eastAsia="MS Gothic"/>
+                <w:sz w:val="18"/>
+                <w:szCs w:val="18"/>
+              </w:rPr>
+              <w:t xml:space="preserve">WORKGROUP</w:t>
+            </w:r>
+          </w:p>
+        </w:tc>
+      </w:tr>
+      <w:tr>
+        <w:tc>
+          <w:tcPr>
+            <w:tcW w:w="4680" w:type="dxa"/>
+          </w:tcPr>
+          <w:p>
+            <w:pPr>
+              <w:spacing w:after="0"/>
+            </w:pPr>
+            <w:r>
+              <w:t xml:space="preserve">1.1 OSバージョン</w:t>
+            </w:r>
+          </w:p>
+        </w:tc>
+        <w:tc>
+          <w:tcPr>
+            <w:tcW w:w="4680" w:type="dxa"/>
+          </w:tcPr>
+          <w:p>
+            <w:pPr>
+              <w:spacing w:after="0"/>
+            </w:pPr>
+            <w:r>
+              <w:rPr>
+                <w:rFonts w:ascii="Consolas" w:hAnsi="Consolas" w:eastAsia="MS Gothic"/>
+                <w:sz w:val="18"/>
+                <w:szCs w:val="18"/>
+              </w:rPr>
+              <w:t xml:space="preserve">host_vars</w:t>
+            </w:r>
+            <w:r>
+              <w:t xml:space="preserve"> の </w:t>
+            </w:r>
+            <w:r>
+              <w:rPr>
+                <w:rFonts w:ascii="Consolas" w:hAnsi="Consolas" w:eastAsia="MS Gothic"/>
+                <w:sz w:val="18"/>
+                <w:szCs w:val="18"/>
+              </w:rPr>
+              <w:t xml:space="preserve">os_version</w:t>
+            </w:r>
+            <w:r>
+              <w:t xml:space="preserve">。Azure Marketplace イメージは OS 名が </w:t>
+            </w:r>
+            <w:r>
+              <w:rPr>
+                <w:rFonts w:ascii="Consolas" w:hAnsi="Consolas" w:eastAsia="MS Gothic"/>
+                <w:sz w:val="18"/>
+                <w:szCs w:val="18"/>
+              </w:rPr>
+              <w:t xml:space="preserve">... Azure Edition</w:t>
+            </w:r>
+            <w:r>
+              <w:t xml:space="preserve"> になるため、検証機の </w:t>
+            </w:r>
+            <w:r>
+              <w:rPr>
+                <w:rFonts w:ascii="Consolas" w:hAnsi="Consolas" w:eastAsia="MS Gothic"/>
+                <w:sz w:val="18"/>
+                <w:szCs w:val="18"/>
+              </w:rPr>
+              <w:t xml:space="preserve">host_vars</w:t>
+            </w:r>
+            <w:r>
+              <w:t xml:space="preserve"> はイメージ側の表記に合わせている（本番機 </w:t>
+            </w:r>
+            <w:r>
+              <w:rPr>
+                <w:rFonts w:ascii="Consolas" w:hAnsi="Consolas" w:eastAsia="MS Gothic"/>
+                <w:sz w:val="18"/>
+                <w:szCs w:val="18"/>
+              </w:rPr>
+              <w:t xml:space="preserve">S-AZR-00x</w:t>
+            </w:r>
+            <w:r>
+              <w:t xml:space="preserve"> は設計書の値のまま）</w:t>
+            </w:r>
+          </w:p>
+        </w:tc>
+      </w:tr>
+    </w:tbl>
+    <w:p>
+      <w:pPr>
+        <w:spacing w:after="0"/>
+      </w:pPr>
+    </w:p>
+    <w:p>
+      <w:r>
+        <w:t xml:space="preserve">突合せ対象から外したい項目は、設計値を </w:t>
+      </w:r>
+      <w:r>
+        <w:rPr>
+          <w:rFonts w:ascii="Consolas" w:hAnsi="Consolas" w:eastAsia="MS Gothic"/>
+          <w:sz w:val="18"/>
+          <w:szCs w:val="18"/>
+        </w:rPr>
+        <w:t xml:space="preserve">-</w:t>
+      </w:r>
+      <w:r>
+        <w:t xml:space="preserve"> にすると不一致判定・ </w:t>
+      </w:r>
+      <w:r>
+        <w:rPr>
+          <w:rFonts w:ascii="Consolas" w:hAnsi="Consolas" w:eastAsia="MS Gothic"/>
+          <w:sz w:val="18"/>
+          <w:szCs w:val="18"/>
+        </w:rPr>
+        <w:t xml:space="preserve">verify_fail_on_mismatch</w:t>
+      </w:r>
+      <w:r>
+        <w:t xml:space="preserve"> の assert いずれからも除外されます。</w:t>
+      </w:r>
+    </w:p>
     <w:p>
       <w:pPr>
         <w:pBdr>
@@ -5702,7 +5979,7 @@
           <w:sz w:val="18"/>
           <w:szCs w:val="18"/>
         </w:rPr>
-        <w:t xml:space="preserve">inventory/host_vars/Ansible-TEST-FS.yml</w:t>
+        <w:t xml:space="preserve">inventory/host_vars/Ansible-TEST-FS/main.yml</w:t>
       </w:r>
       <w:r>
         <w:t xml:space="preserve"> … 新規（</w:t>
@@ -5717,6 +5994,25 @@
       </w:r>
       <w:r>
         <w:t xml:space="preserve"> は削除）</w:t>
+      </w:r>
+    </w:p>
+    <w:p>
+      <w:pPr>
+        <w:ind w:left="360"/>
+      </w:pPr>
+      <w:r>
+        <w:t xml:space="preserve">・</w:t>
+      </w:r>
+      <w:r>
+        <w:rPr>
+          <w:rFonts w:ascii="Consolas" w:hAnsi="Consolas" w:eastAsia="MS Gothic"/>
+          <w:sz w:val="18"/>
+          <w:szCs w:val="18"/>
+        </w:rPr>
+        <w:t xml:space="preserve">inventory/host_vars/Ansible-TEST-FS/connection.yml</w:t>
+      </w:r>
+      <w:r>
+        <w:t xml:space="preserve"> … 接続先 IP（git 管理外）</w:t>
       </w:r>
     </w:p>
     <w:p>

--- a/docs/01_構築手順.docx
+++ b/docs/01_構築手順.docx
@@ -670,7 +670,7 @@
           <w:sz w:val="18"/>
           <w:szCs w:val="18"/>
         </w:rPr>
-        <w:t xml:space="preserve">inventory/host_vars/Ansible-TEST-FS.yml</w:t>
+        <w:t xml:space="preserve">inventory/host_vars/Ansible-TEST-FS/main.yml</w:t>
       </w:r>
       <w:r>
         <w:t xml:space="preserve"> の </w:t>
@@ -3520,7 +3520,7 @@
           <w:sz w:val="18"/>
           <w:szCs w:val="18"/>
         </w:rPr>
-        <w:t xml:space="preserve">inventory/host_vars/Ansible-TEST-FS.yml</w:t>
+        <w:t xml:space="preserve">inventory/host_vars/Ansible-TEST-FS/main.yml</w:t>
       </w:r>
       <w:r>
         <w:t xml:space="preserve"> の </w:t>

--- a/docs/01_構築手順.docx
+++ b/docs/01_構築手順.docx
@@ -276,7 +276,7 @@
                 <w:sz w:val="18"/>
                 <w:szCs w:val="18"/>
               </w:rPr>
-              <w:t xml:space="preserve">inventory/group_vars/all/main.yml</w:t>
+              <w:t xml:space="preserve">inventories/pickles/group_vars/all/main.yml</w:t>
             </w:r>
             <w:r>
               <w:t xml:space="preserve"> で </w:t>
@@ -357,7 +357,7 @@
                 <w:sz w:val="18"/>
                 <w:szCs w:val="18"/>
               </w:rPr>
-              <w:t xml:space="preserve">inventory/group_vars/fileserver.yml</w:t>
+              <w:t xml:space="preserve">inventories/pickles/group_vars/fileserver.yml</w:t>
             </w:r>
             <w:r>
               <w:t xml:space="preserve"> の </w:t>
@@ -511,7 +511,7 @@
                 <w:sz w:val="18"/>
                 <w:szCs w:val="18"/>
               </w:rPr>
-              <w:t xml:space="preserve">-i inventory/hosts.yml</w:t>
+              <w:t xml:space="preserve">-i inventories/pickles/hosts.yml</w:t>
             </w:r>
             <w:r>
               <w:t xml:space="preserve"> で 7 台構成を対象にする</w:t>
@@ -670,7 +670,7 @@
           <w:sz w:val="18"/>
           <w:szCs w:val="18"/>
         </w:rPr>
-        <w:t xml:space="preserve">inventory/host_vars/Ansible-TEST-FS/main.yml</w:t>
+        <w:t xml:space="preserve">inventories/pickles/host_vars/Ansible-TEST-FS/main.yml</w:t>
       </w:r>
       <w:r>
         <w:t xml:space="preserve"> の </w:t>
@@ -1143,21 +1143,21 @@
           <w:sz w:val="18"/>
           <w:szCs w:val="18"/>
         </w:rPr>
-        <w:t xml:space="preserve">inventory/test.yml</w:t>
-      </w:r>
-      <w:r>
-        <w:t xml:space="preserve">（</w:t>
-      </w:r>
-      <w:r>
-        <w:rPr>
-          <w:rFonts w:ascii="Consolas" w:hAnsi="Consolas" w:eastAsia="MS Gothic"/>
-          <w:sz w:val="18"/>
-          <w:szCs w:val="18"/>
-        </w:rPr>
-        <w:t xml:space="preserve">ansible.cfg</w:t>
-      </w:r>
-      <w:r>
-        <w:t xml:space="preserve"> の既定インベントリ）</w:t>
+        <w:t xml:space="preserve">inventories/pickles/test.yml</w:t>
+      </w:r>
+      <w:r>
+        <w:t xml:space="preserve">（実行時に </w:t>
+      </w:r>
+      <w:r>
+        <w:rPr>
+          <w:rFonts w:ascii="Consolas" w:hAnsi="Consolas" w:eastAsia="MS Gothic"/>
+          <w:sz w:val="18"/>
+          <w:szCs w:val="18"/>
+        </w:rPr>
+        <w:t xml:space="preserve">-i inventories/pickles/test.yml</w:t>
+      </w:r>
+      <w:r>
+        <w:t xml:space="preserve"> を指定）</w:t>
       </w:r>
     </w:p>
     <w:tbl>
@@ -1332,7 +1332,7 @@
           <w:sz w:val="18"/>
           <w:szCs w:val="18"/>
         </w:rPr>
-        <w:t xml:space="preserve">inventory/hosts.yml</w:t>
+        <w:t xml:space="preserve">inventories/pickles/hosts.yml</w:t>
       </w:r>
       <w:r>
         <w:t xml:space="preserve">（実行時に </w:t>
@@ -1343,7 +1343,7 @@
           <w:sz w:val="18"/>
           <w:szCs w:val="18"/>
         </w:rPr>
-        <w:t xml:space="preserve">-i inventory/hosts.yml</w:t>
+        <w:t xml:space="preserve">-i inventories/pickles/hosts.yml</w:t>
       </w:r>
       <w:r>
         <w:t xml:space="preserve"> を指定）</w:t>
@@ -2313,7 +2313,7 @@
           <w:sz w:val="18"/>
           <w:szCs w:val="18"/>
         </w:rPr>
-        <w:t xml:space="preserve">inventory/group_vars/all/vault.yml</w:t>
+        <w:t xml:space="preserve">inventories/pickles/group_vars/all/vault.yml</w:t>
       </w:r>
       <w:r>
         <w:t xml:space="preserve"> に設定済みです （</w:t>
@@ -2341,7 +2341,7 @@
           <w:sz w:val="18"/>
           <w:szCs w:val="18"/>
         </w:rPr>
-        <w:t xml:space="preserve">vi inventory/group_vars/all/vault.yml          # 仮値を実機の値へ書き換える</w:t>
+        <w:t xml:space="preserve">vi inventories/pickles/group_vars/all/vault.yml          # 仮値を実機の値へ書き換える</w:t>
       </w:r>
     </w:p>
     <w:p/>
@@ -2372,7 +2372,7 @@
           <w:sz w:val="18"/>
           <w:szCs w:val="18"/>
         </w:rPr>
-        <w:t xml:space="preserve">ansible-vault encrypt inventory/group_vars/all/vault.yml</w:t>
+        <w:t xml:space="preserve">ansible-vault encrypt inventories/pickles/group_vars/all/vault.yml</w:t>
       </w:r>
     </w:p>
     <w:p/>
@@ -2395,7 +2395,7 @@
           <w:sz w:val="18"/>
           <w:szCs w:val="18"/>
         </w:rPr>
-        <w:t xml:space="preserve">ansible windows -m ansible.windows.win_ping</w:t>
+        <w:t xml:space="preserve">ansible windows -i inventories/pickles/test.yml -m ansible.windows.win_ping</w:t>
       </w:r>
     </w:p>
     <w:p/>
@@ -2432,18 +2432,7 @@
         <w:t xml:space="preserve">ansible.cfg</w:t>
       </w:r>
       <w:r>
-        <w:t xml:space="preserve"> の既定インベントリが </w:t>
-      </w:r>
-      <w:r>
-        <w:rPr>
-          <w:rFonts w:ascii="Consolas" w:hAnsi="Consolas" w:eastAsia="MS Gothic"/>
-          <w:sz w:val="18"/>
-          <w:szCs w:val="18"/>
-        </w:rPr>
-        <w:t xml:space="preserve">inventory/test.yml</w:t>
-      </w:r>
-      <w:r>
-        <w:t xml:space="preserve"> のため、 </w:t>
+        <w:t xml:space="preserve"> には既定のインベントリを置いていません（別案件のサーバへ誤って流さないため）。 対象案件のインベントリを </w:t>
       </w:r>
       <w:r>
         <w:rPr>
@@ -2454,7 +2443,18 @@
         <w:t xml:space="preserve">-i</w:t>
       </w:r>
       <w:r>
-        <w:t xml:space="preserve"> を省略すると </w:t>
+        <w:t xml:space="preserve"> で必ず指定します。</w:t>
+      </w:r>
+      <w:r>
+        <w:rPr>
+          <w:rFonts w:ascii="Consolas" w:hAnsi="Consolas" w:eastAsia="MS Gothic"/>
+          <w:sz w:val="18"/>
+          <w:szCs w:val="18"/>
+        </w:rPr>
+        <w:t xml:space="preserve">inventories/pickles/test.yml</w:t>
+      </w:r>
+      <w:r>
+        <w:t xml:space="preserve"> を指定すると </w:t>
       </w:r>
       <w:r>
         <w:rPr>
@@ -2479,7 +2479,7 @@
           <w:sz w:val="18"/>
           <w:szCs w:val="18"/>
         </w:rPr>
-        <w:t xml:space="preserve">ansible-playbook playbooks/site.yml</w:t>
+        <w:t xml:space="preserve">ansible-playbook playbooks/site.yml -i inventories/pickles/test.yml</w:t>
       </w:r>
     </w:p>
     <w:p/>
@@ -2499,7 +2499,7 @@
           <w:sz w:val="18"/>
           <w:szCs w:val="18"/>
         </w:rPr>
-        <w:t xml:space="preserve">ansible-playbook playbooks/site.yml -i inventory/hosts.yml --ask-vault-pass</w:t>
+        <w:t xml:space="preserve">ansible-playbook playbooks/site.yml -i inventories/pickles/hosts.yml --ask-vault-pass</w:t>
       </w:r>
     </w:p>
     <w:p/>
@@ -2519,7 +2519,7 @@
           <w:sz w:val="18"/>
           <w:szCs w:val="18"/>
         </w:rPr>
-        <w:t xml:space="preserve">ansible-playbook playbooks/site.yml -i inventory/hosts.yml -l S-AZR-007 --ask-vault-pass</w:t>
+        <w:t xml:space="preserve">ansible-playbook playbooks/site.yml -i inventories/pickles/hosts.yml -l S-AZR-007 --ask-vault-pass</w:t>
       </w:r>
     </w:p>
     <w:p/>
@@ -2876,7 +2876,7 @@
           <w:sz w:val="18"/>
           <w:szCs w:val="18"/>
         </w:rPr>
-        <w:t xml:space="preserve">ansible-playbook playbooks/01_os_initial.yml</w:t>
+        <w:t xml:space="preserve">ansible-playbook playbooks/01_os_initial.yml -i inventories/pickles/test.yml</w:t>
       </w:r>
     </w:p>
     <w:p>
@@ -2890,7 +2890,7 @@
           <w:sz w:val="18"/>
           <w:szCs w:val="18"/>
         </w:rPr>
-        <w:t xml:space="preserve">ansible-playbook playbooks/02_domain.yml       # 今回は現状確認と時刻同期のみ</w:t>
+        <w:t xml:space="preserve">ansible-playbook playbooks/02_domain.yml -i inventories/pickles/test.yml       # 今回は現状確認と時刻同期のみ</w:t>
       </w:r>
     </w:p>
     <w:p>
@@ -2904,7 +2904,7 @@
           <w:sz w:val="18"/>
           <w:szCs w:val="18"/>
         </w:rPr>
-        <w:t xml:space="preserve">ansible-playbook playbooks/03_role_setup.yml   # FTP 2サイト + タスク 7件</w:t>
+        <w:t xml:space="preserve">ansible-playbook playbooks/03_role_setup.yml -i inventories/pickles/test.yml   # FTP 2サイト + タスク 7件</w:t>
       </w:r>
     </w:p>
     <w:p>
@@ -2918,7 +2918,7 @@
           <w:sz w:val="18"/>
           <w:szCs w:val="18"/>
         </w:rPr>
-        <w:t xml:space="preserve">ansible-playbook playbooks/99_verify.yml</w:t>
+        <w:t xml:space="preserve">ansible-playbook playbooks/99_verify.yml -i inventories/pickles/test.yml</w:t>
       </w:r>
     </w:p>
     <w:p/>
@@ -2955,7 +2955,7 @@
           <w:sz w:val="18"/>
           <w:szCs w:val="18"/>
         </w:rPr>
-        <w:t xml:space="preserve">ansible-playbook playbooks/01_os_initial.yml -t features</w:t>
+        <w:t xml:space="preserve">ansible-playbook playbooks/01_os_initial.yml -i inventories/pickles/test.yml -t features</w:t>
       </w:r>
     </w:p>
     <w:p>
@@ -2997,7 +2997,7 @@
           <w:sz w:val="18"/>
           <w:szCs w:val="18"/>
         </w:rPr>
-        <w:t xml:space="preserve">ansible-playbook playbooks/03_role_setup.yml -t ftp</w:t>
+        <w:t xml:space="preserve">ansible-playbook playbooks/03_role_setup.yml -i inventories/pickles/test.yml -t ftp</w:t>
       </w:r>
     </w:p>
     <w:p/>
@@ -3176,7 +3176,7 @@
           <w:sz w:val="18"/>
           <w:szCs w:val="18"/>
         </w:rPr>
-        <w:t xml:space="preserve">ansible-playbook playbooks/01_os_initial.yml --check --diff</w:t>
+        <w:t xml:space="preserve">ansible-playbook playbooks/01_os_initial.yml -i inventories/pickles/test.yml --check --diff</w:t>
       </w:r>
     </w:p>
     <w:p/>
@@ -3426,7 +3426,7 @@
           <w:sz w:val="18"/>
           <w:szCs w:val="18"/>
         </w:rPr>
-        <w:t xml:space="preserve">inventory/group_vars/windows.yml</w:t>
+        <w:t xml:space="preserve">inventories/pickles/group_vars/windows.yml</w:t>
       </w:r>
       <w:r>
         <w:t xml:space="preserve"> の    </w:t>
@@ -3520,7 +3520,7 @@
           <w:sz w:val="18"/>
           <w:szCs w:val="18"/>
         </w:rPr>
-        <w:t xml:space="preserve">inventory/host_vars/Ansible-TEST-FS/main.yml</w:t>
+        <w:t xml:space="preserve">inventories/pickles/host_vars/Ansible-TEST-FS/main.yml</w:t>
       </w:r>
       <w:r>
         <w:t xml:space="preserve"> の </w:t>
@@ -4621,7 +4621,7 @@
           <w:sz w:val="18"/>
           <w:szCs w:val="18"/>
         </w:rPr>
-        <w:t xml:space="preserve">inventory/group_vars/fileserver.yml</w:t>
+        <w:t xml:space="preserve">inventories/pickles/group_vars/fileserver.yml</w:t>
       </w:r>
       <w:r>
         <w:t xml:space="preserve"> の </w:t>
@@ -5066,7 +5066,7 @@
           <w:sz w:val="18"/>
           <w:szCs w:val="18"/>
         </w:rPr>
-        <w:t xml:space="preserve">ansible-playbook playbooks/99_verify.yml -e verify_fail_on_mismatch=true</w:t>
+        <w:t xml:space="preserve">ansible-playbook playbooks/99_verify.yml -i inventories/pickles/test.yml -e verify_fail_on_mismatch=true</w:t>
       </w:r>
     </w:p>
     <w:p/>
@@ -5938,7 +5938,7 @@
           <w:sz w:val="18"/>
           <w:szCs w:val="18"/>
         </w:rPr>
-        <w:t xml:space="preserve">inventory/test.yml</w:t>
+        <w:t xml:space="preserve">inventories/pickles/test.yml</w:t>
       </w:r>
       <w:r>
         <w:t xml:space="preserve"> … 対象を </w:t>
@@ -5979,7 +5979,7 @@
           <w:sz w:val="18"/>
           <w:szCs w:val="18"/>
         </w:rPr>
-        <w:t xml:space="preserve">inventory/host_vars/Ansible-TEST-FS/main.yml</w:t>
+        <w:t xml:space="preserve">inventories/pickles/host_vars/Ansible-TEST-FS/main.yml</w:t>
       </w:r>
       <w:r>
         <w:t xml:space="preserve"> … 新規（</w:t>
@@ -6009,7 +6009,7 @@
           <w:sz w:val="18"/>
           <w:szCs w:val="18"/>
         </w:rPr>
-        <w:t xml:space="preserve">inventory/host_vars/Ansible-TEST-FS/connection.yml</w:t>
+        <w:t xml:space="preserve">inventories/pickles/host_vars/Ansible-TEST-FS/connection.yml</w:t>
       </w:r>
       <w:r>
         <w:t xml:space="preserve"> … 接続先 IP（git 管理外）</w:t>
@@ -6028,7 +6028,7 @@
           <w:sz w:val="18"/>
           <w:szCs w:val="18"/>
         </w:rPr>
-        <w:t xml:space="preserve">inventory/group_vars/fileserver.yml</w:t>
+        <w:t xml:space="preserve">inventories/pickles/group_vars/fileserver.yml</w:t>
       </w:r>
       <w:r>
         <w:t xml:space="preserve"> … 役割と機能・ローカルユーザ・イベントログを全面改訂</w:t>
@@ -6047,7 +6047,7 @@
           <w:sz w:val="18"/>
           <w:szCs w:val="18"/>
         </w:rPr>
-        <w:t xml:space="preserve">inventory/group_vars/all/main.yml</w:t>
+        <w:t xml:space="preserve">inventories/pickles/group_vars/all/main.yml</w:t>
       </w:r>
       <w:r>
         <w:t xml:space="preserve"> … イベントログ Security を 20480KB に変更</w:t>
@@ -6066,7 +6066,7 @@
           <w:sz w:val="18"/>
           <w:szCs w:val="18"/>
         </w:rPr>
-        <w:t xml:space="preserve">inventory/group_vars/dc.yml</w:t>
+        <w:t xml:space="preserve">inventories/pickles/group_vars/dc.yml</w:t>
       </w:r>
       <w:r>
         <w:t xml:space="preserve"> … 旧設計書の Security 131072KB を上書き定義として保持</w:t>
@@ -6085,7 +6085,7 @@
           <w:sz w:val="18"/>
           <w:szCs w:val="18"/>
         </w:rPr>
-        <w:t xml:space="preserve">inventory/group_vars/all/vault.yml(.example)</w:t>
+        <w:t xml:space="preserve">inventories/pickles/group_vars/all/vault.yml(.example)</w:t>
       </w:r>
       <w:r>
         <w:t xml:space="preserve"> … </w:t>

--- a/docs/01_構築手順.docx
+++ b/docs/01_構築手順.docx
@@ -3122,6 +3122,17 @@
           <w:szCs w:val="18"/>
         </w:rPr>
         <w:t xml:space="preserve">ntp</w:t>
+      </w:r>
+      <w:r>
+        <w:t xml:space="preserve"> / </w:t>
+      </w:r>
+      <w:r>
+        <w:rPr>
+          <w:rFonts w:ascii="Consolas" w:hAnsi="Consolas" w:eastAsia="MS Gothic"/>
+          <w:sz w:val="18"/>
+          <w:szCs w:val="18"/>
+        </w:rPr>
+        <w:t xml:space="preserve">software</w:t>
       </w:r>
       <w:r>
         <w:t xml:space="preserve"> / </w:t>
